--- a/template.docx
+++ b/template.docx
@@ -728,32 +728,9 @@
                 <w:lang w:val="en-US" w:eastAsia="ja-JP"/>
               </w:rPr>
               <w:t>Mother Tongue</w:t>
+              <w:tab/>
+              <w:t xml:space="preserve">       English (Native), Africaans</w:t>
             </w:r>
-            <w:r>
-              <w:rPr>
-                <w:rFonts w:asciiTheme="majorHAnsi" w:eastAsia="MS Mincho" w:hAnsiTheme="majorHAnsi" w:cstheme="majorHAnsi"/>
-                <w:iCs/>
-                <w:color w:val="262626" w:themeColor="text1" w:themeTint="D9"/>
-                <w:sz w:val="22"/>
-                <w:szCs w:val="22"/>
-                <w:lang w:val="en-US" w:eastAsia="ja-JP"/>
-              </w:rPr>
-              <w:tab/>
-              <w:t xml:space="preserve">       English (Native), </w:t>
-            </w:r>
-            <w:proofErr w:type="spellStart"/>
-            <w:r>
-              <w:rPr>
-                <w:rFonts w:asciiTheme="majorHAnsi" w:eastAsia="MS Mincho" w:hAnsiTheme="majorHAnsi" w:cstheme="majorHAnsi"/>
-                <w:iCs/>
-                <w:color w:val="262626" w:themeColor="text1" w:themeTint="D9"/>
-                <w:sz w:val="22"/>
-                <w:szCs w:val="22"/>
-                <w:lang w:val="en-US" w:eastAsia="ja-JP"/>
-              </w:rPr>
-              <w:t>Africaans</w:t>
-            </w:r>
-            <w:proofErr w:type="spellEnd"/>
           </w:p>
           <w:p>
             <w:pPr>
@@ -771,21 +748,7 @@
                 <w:szCs w:val="22"/>
               </w:rPr>
               <w:t>Fluent</w:t>
-            </w:r>
-            <w:r>
-              <w:rPr>
-                <w:rFonts w:asciiTheme="majorHAnsi" w:hAnsiTheme="majorHAnsi" w:cstheme="majorHAnsi"/>
-                <w:color w:val="262626" w:themeColor="text1" w:themeTint="D9"/>
-                <w:szCs w:val="22"/>
-              </w:rPr>
               <w:tab/>
-            </w:r>
-            <w:r>
-              <w:rPr>
-                <w:rFonts w:asciiTheme="majorHAnsi" w:hAnsiTheme="majorHAnsi" w:cstheme="majorHAnsi"/>
-                <w:color w:val="262626" w:themeColor="text1" w:themeTint="D9"/>
-                <w:szCs w:val="22"/>
-              </w:rPr>
               <w:tab/>
               <w:t xml:space="preserve">       </w:t>
             </w:r>
@@ -923,13 +886,6 @@
           <w:color w:val="262626" w:themeColor="text1" w:themeTint="D9"/>
         </w:rPr>
         <w:t>Education</w:t>
-      </w:r>
-      <w:r>
-        <w:rPr>
-          <w:rFonts w:ascii="Calibri" w:hAnsi="Calibri" w:cs="Calibri"/>
-          <w:bCs/>
-          <w:color w:val="262626" w:themeColor="text1" w:themeTint="D9"/>
-        </w:rPr>
         <w:tab/>
       </w:r>
       <w:r>
@@ -1023,16 +979,24 @@
           <w:szCs w:val="22"/>
         </w:rPr>
         <w:tab/>
-      </w:r>
-      <w:r>
+        <w:tab/>
+        <w:tab/>
+        <w:tab/>
+        <w:tab/>
+        <w:t>Diploma in Marketing Management</w:t>
+        <w:tab/>
+      </w:r>
+    </w:p>
+    <w:p>
+      <w:pPr>
+        <w:jc w:val="both"/>
         <w:rPr>
           <w:rFonts w:asciiTheme="majorHAnsi" w:hAnsiTheme="majorHAnsi" w:cstheme="majorHAnsi"/>
           <w:bCs/>
           <w:color w:val="262626" w:themeColor="text1" w:themeTint="D9"/>
           <w:szCs w:val="22"/>
         </w:rPr>
-        <w:tab/>
-      </w:r>
+      </w:pPr>
       <w:r>
         <w:rPr>
           <w:rFonts w:asciiTheme="majorHAnsi" w:hAnsiTheme="majorHAnsi" w:cstheme="majorHAnsi"/>
@@ -1041,15 +1005,55 @@
           <w:szCs w:val="22"/>
         </w:rPr>
         <w:tab/>
-      </w:r>
-      <w:r>
+        <w:tab/>
+        <w:tab/>
+        <w:tab/>
+        <w:tab/>
+        <w:t>2003</w:t>
+      </w:r>
+    </w:p>
+    <w:p>
+      <w:pPr>
+        <w:spacing w:before="120" w:after="120"/>
+        <w:ind w:left="3600"/>
+        <w:jc w:val="both"/>
+        <w:rPr>
+          <w:rFonts w:ascii="Calibri" w:hAnsi="Calibri" w:cs="Calibri"/>
+          <w:bCs/>
+          <w:color w:val="262626" w:themeColor="text1" w:themeTint="D9"/>
+          <w:szCs w:val="22"/>
+        </w:rPr>
+      </w:pPr>
+      <w:r>
+        <w:rPr>
+          <w:rFonts w:ascii="Calibri" w:hAnsi="Calibri" w:cs="Calibri"/>
+          <w:bCs/>
+          <w:color w:val="262626" w:themeColor="text1" w:themeTint="D9"/>
+          <w:szCs w:val="22"/>
+        </w:rPr>
+        <w:t xml:space="preserve">Varsity College, Johannesburg, South Africa </w:t>
+      </w:r>
+    </w:p>
+    <w:p>
+      <w:pPr>
+        <w:spacing w:before="120" w:after="120"/>
+        <w:ind w:left="3600"/>
+        <w:jc w:val="both"/>
         <w:rPr>
           <w:rFonts w:asciiTheme="majorHAnsi" w:hAnsiTheme="majorHAnsi" w:cstheme="majorHAnsi"/>
           <w:bCs/>
           <w:color w:val="262626" w:themeColor="text1" w:themeTint="D9"/>
           <w:szCs w:val="22"/>
         </w:rPr>
-        <w:tab/>
+      </w:pPr>
+      <w:r>
+        <w:rPr>
+          <w:rFonts w:ascii="Calibri" w:hAnsi="Calibri" w:cs="Calibri"/>
+          <w:bCs/>
+          <w:color w:val="262626" w:themeColor="text1" w:themeTint="D9"/>
+          <w:szCs w:val="22"/>
+        </w:rPr>
+        <w:t>D</w:t>
       </w:r>
       <w:r>
         <w:rPr>
@@ -1058,38 +1062,46 @@
           <w:color w:val="262626" w:themeColor="text1" w:themeTint="D9"/>
           <w:szCs w:val="22"/>
         </w:rPr>
-        <w:tab/>
-        <w:t>Diploma in Marketing Management</w:t>
-      </w:r>
-      <w:r>
+        <w:t>iploma in Business Management 1993</w:t>
+      </w:r>
+    </w:p>
+    <w:p>
+      <w:pPr>
+        <w:spacing w:before="120"/>
+        <w:jc w:val="both"/>
         <w:rPr>
           <w:rFonts w:asciiTheme="majorHAnsi" w:hAnsiTheme="majorHAnsi" w:cstheme="majorHAnsi"/>
           <w:bCs/>
           <w:color w:val="262626" w:themeColor="text1" w:themeTint="D9"/>
           <w:szCs w:val="22"/>
         </w:rPr>
-        <w:tab/>
-      </w:r>
-    </w:p>
-    <w:p>
-      <w:pPr>
-        <w:jc w:val="both"/>
+      </w:pPr>
+      <w:r>
         <w:rPr>
           <w:rFonts w:asciiTheme="majorHAnsi" w:hAnsiTheme="majorHAnsi" w:cstheme="majorHAnsi"/>
           <w:bCs/>
           <w:color w:val="262626" w:themeColor="text1" w:themeTint="D9"/>
           <w:szCs w:val="22"/>
         </w:rPr>
-      </w:pPr>
-      <w:r>
+        <w:tab/>
+        <w:tab/>
+        <w:tab/>
+        <w:tab/>
+        <w:tab/>
+        <w:t>Queens High School, Johannesburg – Matric (1992)</w:t>
+      </w:r>
+    </w:p>
+    <w:p>
+      <w:pPr>
+        <w:spacing w:before="120"/>
+        <w:jc w:val="both"/>
         <w:rPr>
           <w:rFonts w:asciiTheme="majorHAnsi" w:hAnsiTheme="majorHAnsi" w:cstheme="majorHAnsi"/>
           <w:bCs/>
           <w:color w:val="262626" w:themeColor="text1" w:themeTint="D9"/>
           <w:szCs w:val="22"/>
         </w:rPr>
-        <w:tab/>
-      </w:r>
+      </w:pPr>
       <w:r>
         <w:rPr>
           <w:rFonts w:asciiTheme="majorHAnsi" w:hAnsiTheme="majorHAnsi" w:cstheme="majorHAnsi"/>
@@ -1098,16 +1110,24 @@
           <w:szCs w:val="22"/>
         </w:rPr>
         <w:tab/>
-      </w:r>
-      <w:r>
+        <w:tab/>
+        <w:tab/>
+        <w:tab/>
+        <w:tab/>
+      </w:r>
+    </w:p>
+    <w:p>
+      <w:pPr>
+        <w:spacing w:before="120"/>
+        <w:ind w:left="720" w:firstLine="720"/>
+        <w:jc w:val="both"/>
         <w:rPr>
           <w:rFonts w:asciiTheme="majorHAnsi" w:hAnsiTheme="majorHAnsi" w:cstheme="majorHAnsi"/>
           <w:bCs/>
           <w:color w:val="262626" w:themeColor="text1" w:themeTint="D9"/>
           <w:szCs w:val="22"/>
         </w:rPr>
-        <w:tab/>
-      </w:r>
+      </w:pPr>
       <w:r>
         <w:rPr>
           <w:rFonts w:asciiTheme="majorHAnsi" w:hAnsiTheme="majorHAnsi" w:cstheme="majorHAnsi"/>
@@ -1116,79 +1136,45 @@
           <w:szCs w:val="22"/>
         </w:rPr>
         <w:tab/>
-      </w:r>
-      <w:r>
+        <w:tab/>
+        <w:tab/>
+      </w:r>
+    </w:p>
+    <w:p>
+      <w:pPr>
+        <w:spacing w:before="120"/>
+        <w:ind w:left="720" w:firstLine="720"/>
+        <w:jc w:val="both"/>
         <w:rPr>
           <w:rFonts w:asciiTheme="majorHAnsi" w:hAnsiTheme="majorHAnsi" w:cstheme="majorHAnsi"/>
           <w:bCs/>
           <w:color w:val="262626" w:themeColor="text1" w:themeTint="D9"/>
           <w:szCs w:val="22"/>
         </w:rPr>
-        <w:tab/>
-        <w:t>2003</w:t>
-      </w:r>
-    </w:p>
-    <w:p>
-      <w:pPr>
-        <w:spacing w:before="120" w:after="120"/>
-        <w:ind w:left="3600"/>
-        <w:jc w:val="both"/>
-        <w:rPr>
-          <w:rFonts w:ascii="Calibri" w:hAnsi="Calibri" w:cs="Calibri"/>
-          <w:bCs/>
-          <w:color w:val="262626" w:themeColor="text1" w:themeTint="D9"/>
-          <w:szCs w:val="22"/>
-        </w:rPr>
-      </w:pPr>
-      <w:r>
-        <w:rPr>
-          <w:rFonts w:ascii="Calibri" w:hAnsi="Calibri" w:cs="Calibri"/>
-          <w:bCs/>
-          <w:color w:val="262626" w:themeColor="text1" w:themeTint="D9"/>
-          <w:szCs w:val="22"/>
-        </w:rPr>
-        <w:t>Varsity College, Johannesburg, South Afric</w:t>
-      </w:r>
-      <w:r>
-        <w:rPr>
-          <w:rFonts w:ascii="Calibri" w:hAnsi="Calibri" w:cs="Calibri"/>
-          <w:bCs/>
-          <w:color w:val="262626" w:themeColor="text1" w:themeTint="D9"/>
-          <w:szCs w:val="22"/>
-        </w:rPr>
-        <w:t xml:space="preserve">a </w:t>
-      </w:r>
-    </w:p>
-    <w:p>
-      <w:pPr>
-        <w:spacing w:before="120" w:after="120"/>
-        <w:ind w:left="3600"/>
-        <w:jc w:val="both"/>
+      </w:pPr>
+      <w:r>
         <w:rPr>
           <w:rFonts w:asciiTheme="majorHAnsi" w:hAnsiTheme="majorHAnsi" w:cstheme="majorHAnsi"/>
           <w:bCs/>
           <w:color w:val="262626" w:themeColor="text1" w:themeTint="D9"/>
           <w:szCs w:val="22"/>
         </w:rPr>
-      </w:pPr>
-      <w:r>
-        <w:rPr>
-          <w:rFonts w:ascii="Calibri" w:hAnsi="Calibri" w:cs="Calibri"/>
-          <w:bCs/>
-          <w:color w:val="262626" w:themeColor="text1" w:themeTint="D9"/>
-          <w:szCs w:val="22"/>
-        </w:rPr>
-        <w:t>D</w:t>
-      </w:r>
-      <w:r>
+        <w:tab/>
+        <w:tab/>
+        <w:tab/>
+      </w:r>
+    </w:p>
+    <w:p>
+      <w:pPr>
+        <w:spacing w:before="120"/>
+        <w:ind w:left="720" w:firstLine="720"/>
         <w:rPr>
           <w:rFonts w:asciiTheme="majorHAnsi" w:hAnsiTheme="majorHAnsi" w:cstheme="majorHAnsi"/>
           <w:bCs/>
           <w:color w:val="262626" w:themeColor="text1" w:themeTint="D9"/>
           <w:szCs w:val="22"/>
         </w:rPr>
-        <w:t>iploma in Business Management</w:t>
-      </w:r>
+      </w:pPr>
       <w:r>
         <w:rPr>
           <w:rFonts w:asciiTheme="majorHAnsi" w:hAnsiTheme="majorHAnsi" w:cstheme="majorHAnsi"/>
@@ -1196,288 +1182,31 @@
           <w:color w:val="262626" w:themeColor="text1" w:themeTint="D9"/>
           <w:szCs w:val="22"/>
         </w:rPr>
-        <w:t xml:space="preserve"> </w:t>
-      </w:r>
-      <w:r>
+        <w:tab/>
+        <w:tab/>
+        <w:tab/>
+      </w:r>
+    </w:p>
+    <w:p>
+      <w:pPr>
+        <w:spacing w:before="120"/>
+        <w:ind w:left="720" w:firstLine="720"/>
         <w:rPr>
           <w:rFonts w:asciiTheme="majorHAnsi" w:hAnsiTheme="majorHAnsi" w:cstheme="majorHAnsi"/>
           <w:bCs/>
           <w:color w:val="262626" w:themeColor="text1" w:themeTint="D9"/>
           <w:szCs w:val="22"/>
         </w:rPr>
-        <w:t>1993</w:t>
-      </w:r>
-    </w:p>
-    <w:p>
-      <w:pPr>
-        <w:spacing w:before="120"/>
-        <w:jc w:val="both"/>
+      </w:pPr>
+      <w:r>
         <w:rPr>
           <w:rFonts w:asciiTheme="majorHAnsi" w:hAnsiTheme="majorHAnsi" w:cstheme="majorHAnsi"/>
           <w:bCs/>
           <w:color w:val="262626" w:themeColor="text1" w:themeTint="D9"/>
           <w:szCs w:val="22"/>
         </w:rPr>
-      </w:pPr>
-      <w:r>
-        <w:rPr>
-          <w:rFonts w:asciiTheme="majorHAnsi" w:hAnsiTheme="majorHAnsi" w:cstheme="majorHAnsi"/>
-          <w:bCs/>
-          <w:color w:val="262626" w:themeColor="text1" w:themeTint="D9"/>
-          <w:szCs w:val="22"/>
-        </w:rPr>
         <w:tab/>
-      </w:r>
-      <w:r>
-        <w:rPr>
-          <w:rFonts w:asciiTheme="majorHAnsi" w:hAnsiTheme="majorHAnsi" w:cstheme="majorHAnsi"/>
-          <w:bCs/>
-          <w:color w:val="262626" w:themeColor="text1" w:themeTint="D9"/>
-          <w:szCs w:val="22"/>
-        </w:rPr>
         <w:tab/>
-      </w:r>
-      <w:r>
-        <w:rPr>
-          <w:rFonts w:asciiTheme="majorHAnsi" w:hAnsiTheme="majorHAnsi" w:cstheme="majorHAnsi"/>
-          <w:bCs/>
-          <w:color w:val="262626" w:themeColor="text1" w:themeTint="D9"/>
-          <w:szCs w:val="22"/>
-        </w:rPr>
-        <w:tab/>
-      </w:r>
-      <w:r>
-        <w:rPr>
-          <w:rFonts w:asciiTheme="majorHAnsi" w:hAnsiTheme="majorHAnsi" w:cstheme="majorHAnsi"/>
-          <w:bCs/>
-          <w:color w:val="262626" w:themeColor="text1" w:themeTint="D9"/>
-          <w:szCs w:val="22"/>
-        </w:rPr>
-        <w:tab/>
-      </w:r>
-      <w:r>
-        <w:rPr>
-          <w:rFonts w:asciiTheme="majorHAnsi" w:hAnsiTheme="majorHAnsi" w:cstheme="majorHAnsi"/>
-          <w:bCs/>
-          <w:color w:val="262626" w:themeColor="text1" w:themeTint="D9"/>
-          <w:szCs w:val="22"/>
-        </w:rPr>
-        <w:tab/>
-        <w:t>Queens High School, Johannesburg – Matric (1992)</w:t>
-      </w:r>
-    </w:p>
-    <w:p>
-      <w:pPr>
-        <w:spacing w:before="120"/>
-        <w:jc w:val="both"/>
-        <w:rPr>
-          <w:rFonts w:asciiTheme="majorHAnsi" w:hAnsiTheme="majorHAnsi" w:cstheme="majorHAnsi"/>
-          <w:bCs/>
-          <w:color w:val="262626" w:themeColor="text1" w:themeTint="D9"/>
-          <w:szCs w:val="22"/>
-        </w:rPr>
-      </w:pPr>
-      <w:r>
-        <w:rPr>
-          <w:rFonts w:asciiTheme="majorHAnsi" w:hAnsiTheme="majorHAnsi" w:cstheme="majorHAnsi"/>
-          <w:bCs/>
-          <w:color w:val="262626" w:themeColor="text1" w:themeTint="D9"/>
-          <w:szCs w:val="22"/>
-        </w:rPr>
-        <w:tab/>
-      </w:r>
-      <w:r>
-        <w:rPr>
-          <w:rFonts w:asciiTheme="majorHAnsi" w:hAnsiTheme="majorHAnsi" w:cstheme="majorHAnsi"/>
-          <w:bCs/>
-          <w:color w:val="262626" w:themeColor="text1" w:themeTint="D9"/>
-          <w:szCs w:val="22"/>
-        </w:rPr>
-        <w:tab/>
-      </w:r>
-      <w:r>
-        <w:rPr>
-          <w:rFonts w:asciiTheme="majorHAnsi" w:hAnsiTheme="majorHAnsi" w:cstheme="majorHAnsi"/>
-          <w:bCs/>
-          <w:color w:val="262626" w:themeColor="text1" w:themeTint="D9"/>
-          <w:szCs w:val="22"/>
-        </w:rPr>
-        <w:tab/>
-      </w:r>
-      <w:r>
-        <w:rPr>
-          <w:rFonts w:asciiTheme="majorHAnsi" w:hAnsiTheme="majorHAnsi" w:cstheme="majorHAnsi"/>
-          <w:bCs/>
-          <w:color w:val="262626" w:themeColor="text1" w:themeTint="D9"/>
-          <w:szCs w:val="22"/>
-        </w:rPr>
-        <w:tab/>
-      </w:r>
-      <w:r>
-        <w:rPr>
-          <w:rFonts w:asciiTheme="majorHAnsi" w:hAnsiTheme="majorHAnsi" w:cstheme="majorHAnsi"/>
-          <w:bCs/>
-          <w:color w:val="262626" w:themeColor="text1" w:themeTint="D9"/>
-          <w:szCs w:val="22"/>
-        </w:rPr>
-        <w:tab/>
-      </w:r>
-    </w:p>
-    <w:p>
-      <w:pPr>
-        <w:spacing w:before="120"/>
-        <w:ind w:left="720" w:firstLine="720"/>
-        <w:jc w:val="both"/>
-        <w:rPr>
-          <w:rFonts w:asciiTheme="majorHAnsi" w:hAnsiTheme="majorHAnsi" w:cstheme="majorHAnsi"/>
-          <w:bCs/>
-          <w:color w:val="262626" w:themeColor="text1" w:themeTint="D9"/>
-          <w:szCs w:val="22"/>
-        </w:rPr>
-      </w:pPr>
-      <w:r>
-        <w:rPr>
-          <w:rFonts w:asciiTheme="majorHAnsi" w:hAnsiTheme="majorHAnsi" w:cstheme="majorHAnsi"/>
-          <w:bCs/>
-          <w:color w:val="262626" w:themeColor="text1" w:themeTint="D9"/>
-          <w:szCs w:val="22"/>
-        </w:rPr>
-        <w:tab/>
-      </w:r>
-      <w:r>
-        <w:rPr>
-          <w:rFonts w:asciiTheme="majorHAnsi" w:hAnsiTheme="majorHAnsi" w:cstheme="majorHAnsi"/>
-          <w:bCs/>
-          <w:color w:val="262626" w:themeColor="text1" w:themeTint="D9"/>
-          <w:szCs w:val="22"/>
-        </w:rPr>
-        <w:tab/>
-      </w:r>
-      <w:r>
-        <w:rPr>
-          <w:rFonts w:asciiTheme="majorHAnsi" w:hAnsiTheme="majorHAnsi" w:cstheme="majorHAnsi"/>
-          <w:bCs/>
-          <w:color w:val="262626" w:themeColor="text1" w:themeTint="D9"/>
-          <w:szCs w:val="22"/>
-        </w:rPr>
-        <w:tab/>
-      </w:r>
-    </w:p>
-    <w:p>
-      <w:pPr>
-        <w:spacing w:before="120"/>
-        <w:ind w:left="720" w:firstLine="720"/>
-        <w:jc w:val="both"/>
-        <w:rPr>
-          <w:rFonts w:asciiTheme="majorHAnsi" w:hAnsiTheme="majorHAnsi" w:cstheme="majorHAnsi"/>
-          <w:bCs/>
-          <w:color w:val="262626" w:themeColor="text1" w:themeTint="D9"/>
-          <w:szCs w:val="22"/>
-        </w:rPr>
-      </w:pPr>
-      <w:r>
-        <w:rPr>
-          <w:rFonts w:asciiTheme="majorHAnsi" w:hAnsiTheme="majorHAnsi" w:cstheme="majorHAnsi"/>
-          <w:bCs/>
-          <w:color w:val="262626" w:themeColor="text1" w:themeTint="D9"/>
-          <w:szCs w:val="22"/>
-        </w:rPr>
-        <w:tab/>
-      </w:r>
-      <w:r>
-        <w:rPr>
-          <w:rFonts w:asciiTheme="majorHAnsi" w:hAnsiTheme="majorHAnsi" w:cstheme="majorHAnsi"/>
-          <w:bCs/>
-          <w:color w:val="262626" w:themeColor="text1" w:themeTint="D9"/>
-          <w:szCs w:val="22"/>
-        </w:rPr>
-        <w:tab/>
-      </w:r>
-      <w:r>
-        <w:rPr>
-          <w:rFonts w:asciiTheme="majorHAnsi" w:hAnsiTheme="majorHAnsi" w:cstheme="majorHAnsi"/>
-          <w:bCs/>
-          <w:color w:val="262626" w:themeColor="text1" w:themeTint="D9"/>
-          <w:szCs w:val="22"/>
-        </w:rPr>
-        <w:tab/>
-      </w:r>
-    </w:p>
-    <w:p>
-      <w:pPr>
-        <w:spacing w:before="120"/>
-        <w:ind w:left="720" w:firstLine="720"/>
-        <w:rPr>
-          <w:rFonts w:asciiTheme="majorHAnsi" w:hAnsiTheme="majorHAnsi" w:cstheme="majorHAnsi"/>
-          <w:bCs/>
-          <w:color w:val="262626" w:themeColor="text1" w:themeTint="D9"/>
-          <w:szCs w:val="22"/>
-        </w:rPr>
-      </w:pPr>
-      <w:r>
-        <w:rPr>
-          <w:rFonts w:asciiTheme="majorHAnsi" w:hAnsiTheme="majorHAnsi" w:cstheme="majorHAnsi"/>
-          <w:bCs/>
-          <w:color w:val="262626" w:themeColor="text1" w:themeTint="D9"/>
-          <w:szCs w:val="22"/>
-        </w:rPr>
-        <w:tab/>
-      </w:r>
-      <w:r>
-        <w:rPr>
-          <w:rFonts w:asciiTheme="majorHAnsi" w:hAnsiTheme="majorHAnsi" w:cstheme="majorHAnsi"/>
-          <w:bCs/>
-          <w:color w:val="262626" w:themeColor="text1" w:themeTint="D9"/>
-          <w:szCs w:val="22"/>
-        </w:rPr>
-        <w:tab/>
-      </w:r>
-      <w:r>
-        <w:rPr>
-          <w:rFonts w:asciiTheme="majorHAnsi" w:hAnsiTheme="majorHAnsi" w:cstheme="majorHAnsi"/>
-          <w:bCs/>
-          <w:color w:val="262626" w:themeColor="text1" w:themeTint="D9"/>
-          <w:szCs w:val="22"/>
-        </w:rPr>
-        <w:tab/>
-      </w:r>
-    </w:p>
-    <w:p>
-      <w:pPr>
-        <w:spacing w:before="120"/>
-        <w:ind w:left="720" w:firstLine="720"/>
-        <w:rPr>
-          <w:rFonts w:asciiTheme="majorHAnsi" w:hAnsiTheme="majorHAnsi" w:cstheme="majorHAnsi"/>
-          <w:bCs/>
-          <w:color w:val="262626" w:themeColor="text1" w:themeTint="D9"/>
-          <w:szCs w:val="22"/>
-        </w:rPr>
-      </w:pPr>
-      <w:r>
-        <w:rPr>
-          <w:rFonts w:asciiTheme="majorHAnsi" w:hAnsiTheme="majorHAnsi" w:cstheme="majorHAnsi"/>
-          <w:bCs/>
-          <w:color w:val="262626" w:themeColor="text1" w:themeTint="D9"/>
-          <w:szCs w:val="22"/>
-        </w:rPr>
-        <w:tab/>
-      </w:r>
-      <w:r>
-        <w:rPr>
-          <w:rFonts w:asciiTheme="majorHAnsi" w:hAnsiTheme="majorHAnsi" w:cstheme="majorHAnsi"/>
-          <w:bCs/>
-          <w:color w:val="262626" w:themeColor="text1" w:themeTint="D9"/>
-          <w:szCs w:val="22"/>
-        </w:rPr>
-        <w:tab/>
-      </w:r>
-      <w:r>
-        <w:rPr>
-          <w:rFonts w:asciiTheme="majorHAnsi" w:hAnsiTheme="majorHAnsi" w:cstheme="majorHAnsi"/>
-          <w:bCs/>
-          <w:color w:val="262626" w:themeColor="text1" w:themeTint="D9"/>
-          <w:szCs w:val="22"/>
-        </w:rPr>
         <w:tab/>
       </w:r>
     </w:p>
@@ -1772,44 +1501,14 @@
           <w:szCs w:val="20"/>
           <w:lang w:val="en-GB"/>
         </w:rPr>
-        <w:t xml:space="preserve"> </w:t>
-      </w:r>
-      <w:r>
-        <w:rPr>
-          <w:rFonts w:ascii="Calibri" w:hAnsi="Calibri"/>
-          <w:bCs/>
-          <w:szCs w:val="20"/>
-          <w:lang w:val="en-GB"/>
-        </w:rPr>
-        <w:t xml:space="preserve"> </w:t>
+        <w:t xml:space="preserve">  </w:t>
       </w:r>
       <w:r>
         <w:rPr>
           <w:rFonts w:cs="Calibri Light"/>
           <w:szCs w:val="22"/>
         </w:rPr>
-        <w:t xml:space="preserve">EUR </w:t>
-      </w:r>
-      <w:r>
-        <w:rPr>
-          <w:rFonts w:cs="Calibri Light"/>
-          <w:szCs w:val="22"/>
-        </w:rPr>
-        <w:t>145.000.-</w:t>
-      </w:r>
-      <w:r>
-        <w:rPr>
-          <w:rFonts w:cs="Calibri Light"/>
-          <w:szCs w:val="22"/>
-        </w:rPr>
-        <w:t xml:space="preserve"> </w:t>
-      </w:r>
-      <w:r>
-        <w:rPr>
-          <w:rFonts w:cs="Calibri Light"/>
-          <w:szCs w:val="22"/>
-        </w:rPr>
-        <w:t>p.a. plus pension plan</w:t>
+        <w:t>EUR 145.000.- p.a. plus pension plan</w:t>
       </w:r>
     </w:p>
     <w:p>
@@ -1842,14 +1541,7 @@
           <w:rFonts w:cs="Calibri Light"/>
           <w:szCs w:val="22"/>
         </w:rPr>
-        <w:t>1</w:t>
-      </w:r>
-      <w:r>
-        <w:rPr>
-          <w:rFonts w:cs="Calibri Light"/>
-          <w:szCs w:val="22"/>
-        </w:rPr>
-        <w:t>0% of fixed compensation</w:t>
+        <w:t>10% of fixed compensation</w:t>
       </w:r>
     </w:p>
     <w:p>
@@ -1899,44 +1591,14 @@
           <w:szCs w:val="20"/>
           <w:lang w:val="en-GB"/>
         </w:rPr>
-        <w:t xml:space="preserve">Fixed Compensation: </w:t>
-      </w:r>
-      <w:r>
-        <w:rPr>
-          <w:rFonts w:ascii="Calibri" w:hAnsi="Calibri"/>
-          <w:b/>
-          <w:szCs w:val="20"/>
-          <w:lang w:val="en-GB"/>
-        </w:rPr>
-        <w:t xml:space="preserve"> </w:t>
+        <w:t xml:space="preserve">Fixed Compensation:  </w:t>
       </w:r>
       <w:r>
         <w:rPr>
           <w:rFonts w:cs="Calibri Light"/>
           <w:szCs w:val="22"/>
         </w:rPr>
-        <w:t>&gt;</w:t>
-      </w:r>
-      <w:r>
-        <w:rPr>
-          <w:rFonts w:cs="Calibri Light"/>
-          <w:szCs w:val="22"/>
-        </w:rPr>
-        <w:t xml:space="preserve"> EUR</w:t>
-      </w:r>
-      <w:r>
-        <w:rPr>
-          <w:rFonts w:cs="Calibri Light"/>
-          <w:szCs w:val="22"/>
-        </w:rPr>
-        <w:t xml:space="preserve"> 165.000.-</w:t>
-      </w:r>
-      <w:r>
-        <w:rPr>
-          <w:rFonts w:cs="Calibri Light"/>
-          <w:szCs w:val="22"/>
-        </w:rPr>
-        <w:t xml:space="preserve"> p.a.</w:t>
+        <w:t>&gt; EUR 165.000.- p.a.</w:t>
       </w:r>
     </w:p>
     <w:p>
@@ -1969,14 +1631,7 @@
           <w:rFonts w:cs="Calibri Light"/>
           <w:szCs w:val="22"/>
         </w:rPr>
-        <w:t>10-</w:t>
-      </w:r>
-      <w:r>
-        <w:rPr>
-          <w:rFonts w:cs="Calibri Light"/>
-          <w:szCs w:val="22"/>
-        </w:rPr>
-        <w:t>20%</w:t>
+        <w:t>10-20%</w:t>
       </w:r>
     </w:p>
     <w:p>
@@ -2025,23 +1680,7 @@
           <w:color w:val="262626" w:themeColor="text1" w:themeTint="D9"/>
         </w:rPr>
         <w:t>:</w:t>
-      </w:r>
-      <w:r>
-        <w:rPr>
-          <w:rStyle w:val="Hervorhebung"/>
-          <w:rFonts w:asciiTheme="minorHAnsi" w:hAnsiTheme="minorHAnsi" w:cstheme="minorHAnsi"/>
-          <w:bCs/>
-          <w:color w:val="262626" w:themeColor="text1" w:themeTint="D9"/>
-        </w:rPr>
         <w:tab/>
-      </w:r>
-      <w:r>
-        <w:rPr>
-          <w:rStyle w:val="Hervorhebung"/>
-          <w:rFonts w:asciiTheme="minorHAnsi" w:hAnsiTheme="minorHAnsi" w:cstheme="minorHAnsi"/>
-          <w:bCs/>
-          <w:color w:val="262626" w:themeColor="text1" w:themeTint="D9"/>
-        </w:rPr>
         <w:tab/>
       </w:r>
       <w:r>
@@ -2050,12 +1689,6 @@
           <w:szCs w:val="22"/>
         </w:rPr>
         <w:t>3 months</w:t>
-      </w:r>
-      <w:r>
-        <w:rPr>
-          <w:rFonts w:cs="Calibri Light"/>
-          <w:szCs w:val="22"/>
-        </w:rPr>
         <w:tab/>
       </w:r>
       <w:r>
@@ -2066,14 +1699,6 @@
           <w:szCs w:val="22"/>
         </w:rPr>
         <w:tab/>
-      </w:r>
-      <w:r>
-        <w:rPr>
-          <w:rFonts w:asciiTheme="minorHAnsi" w:hAnsiTheme="minorHAnsi" w:cstheme="minorHAnsi"/>
-          <w:bCs/>
-          <w:color w:val="262626" w:themeColor="text1" w:themeTint="D9"/>
-          <w:szCs w:val="22"/>
-        </w:rPr>
         <w:tab/>
       </w:r>
     </w:p>
@@ -2102,24 +1727,8 @@
         <w:rPr>
           <w:b/>
         </w:rPr>
-        <w:t>Relocation</w:t>
-      </w:r>
-      <w:r>
-        <w:rPr>
-          <w:b/>
-        </w:rPr>
-        <w:t>:</w:t>
-      </w:r>
-      <w:r>
-        <w:rPr>
-          <w:b/>
-        </w:rPr>
+        <w:t>Relocation:</w:t>
         <w:tab/>
-      </w:r>
-      <w:r>
-        <w:rPr>
-          <w:b/>
-        </w:rPr>
         <w:tab/>
       </w:r>
       <w:r>
@@ -2127,14 +1736,7 @@
           <w:rFonts w:cs="Calibri Light"/>
           <w:szCs w:val="22"/>
         </w:rPr>
-        <w:t>possible</w:t>
-      </w:r>
-      <w:r>
-        <w:rPr>
-          <w:rFonts w:cs="Calibri Light"/>
-          <w:szCs w:val="22"/>
-        </w:rPr>
-        <w:t xml:space="preserve"> </w:t>
+        <w:t xml:space="preserve">possible </w:t>
       </w:r>
     </w:p>
     <w:p>
@@ -2172,14 +1774,6 @@
           <w:color w:val="262626" w:themeColor="text1" w:themeTint="D9"/>
         </w:rPr>
         <w:t>:</w:t>
-      </w:r>
-      <w:r>
-        <w:rPr>
-          <w:rFonts w:asciiTheme="minorHAnsi" w:hAnsiTheme="minorHAnsi" w:cstheme="minorHAnsi"/>
-          <w:bCs/>
-          <w:iCs/>
-          <w:color w:val="262626" w:themeColor="text1" w:themeTint="D9"/>
-        </w:rPr>
         <w:tab/>
       </w:r>
       <w:r>
@@ -2187,14 +1781,7 @@
           <w:rFonts w:cs="Calibri Light"/>
           <w:szCs w:val="22"/>
         </w:rPr>
-        <w:t>Yes</w:t>
-      </w:r>
-      <w:r>
-        <w:rPr>
-          <w:rFonts w:cs="Calibri Light"/>
-          <w:szCs w:val="22"/>
-        </w:rPr>
-        <w:t xml:space="preserve"> </w:t>
+        <w:t xml:space="preserve">Yes </w:t>
       </w:r>
     </w:p>
     <w:p>
@@ -2334,29 +1921,8 @@
           <w:szCs w:val="22"/>
         </w:rPr>
         <w:t>Apr. 2023 – present</w:t>
-      </w:r>
-      <w:r>
-        <w:rPr>
-          <w:rFonts w:cs="Calibri Light"/>
-          <w:b/>
-          <w:szCs w:val="22"/>
-        </w:rPr>
         <w:tab/>
-      </w:r>
-      <w:r>
-        <w:rPr>
-          <w:rFonts w:cs="Calibri Light"/>
-          <w:b/>
-          <w:szCs w:val="22"/>
-        </w:rPr>
         <w:tab/>
-      </w:r>
-      <w:r>
-        <w:rPr>
-          <w:rFonts w:cs="Calibri Light"/>
-          <w:b/>
-          <w:szCs w:val="22"/>
-        </w:rPr>
         <w:tab/>
         <w:t>G+D NETCETERA, Munich / Zurich</w:t>
       </w:r>
@@ -2378,33 +1944,9 @@
           <w:szCs w:val="22"/>
         </w:rPr>
         <w:tab/>
-      </w:r>
-      <w:r>
-        <w:rPr>
-          <w:rFonts w:cs="Calibri Light"/>
-          <w:szCs w:val="22"/>
-        </w:rPr>
         <w:tab/>
-      </w:r>
-      <w:r>
-        <w:rPr>
-          <w:rFonts w:cs="Calibri Light"/>
-          <w:szCs w:val="22"/>
-        </w:rPr>
         <w:tab/>
-      </w:r>
-      <w:r>
-        <w:rPr>
-          <w:rFonts w:cs="Calibri Light"/>
-          <w:szCs w:val="22"/>
-        </w:rPr>
         <w:tab/>
-      </w:r>
-      <w:r>
-        <w:rPr>
-          <w:rFonts w:cs="Calibri Light"/>
-          <w:szCs w:val="22"/>
-        </w:rPr>
         <w:tab/>
       </w:r>
       <w:r>
@@ -2446,29 +1988,8 @@
           <w:szCs w:val="22"/>
         </w:rPr>
         <w:t>Aug. 2017 – Mar. 2023</w:t>
-      </w:r>
-      <w:r>
-        <w:rPr>
-          <w:rFonts w:cs="Calibri Light"/>
-          <w:b/>
-          <w:szCs w:val="22"/>
-        </w:rPr>
         <w:tab/>
-      </w:r>
-      <w:r>
-        <w:rPr>
-          <w:rFonts w:cs="Calibri Light"/>
-          <w:b/>
-          <w:szCs w:val="22"/>
-        </w:rPr>
         <w:tab/>
-      </w:r>
-      <w:r>
-        <w:rPr>
-          <w:rFonts w:cs="Calibri Light"/>
-          <w:b/>
-          <w:szCs w:val="22"/>
-        </w:rPr>
         <w:tab/>
         <w:t>G+D ePAYMENTS, Munich</w:t>
       </w:r>
@@ -2526,29 +2047,8 @@
           <w:szCs w:val="22"/>
         </w:rPr>
         <w:t>Nov. 2016 – Jul. 2017</w:t>
-      </w:r>
-      <w:r>
-        <w:rPr>
-          <w:rFonts w:cs="Calibri Light"/>
-          <w:b/>
-          <w:szCs w:val="22"/>
-        </w:rPr>
         <w:tab/>
-      </w:r>
-      <w:r>
-        <w:rPr>
-          <w:rFonts w:cs="Calibri Light"/>
-          <w:b/>
-          <w:szCs w:val="22"/>
-        </w:rPr>
         <w:tab/>
-      </w:r>
-      <w:r>
-        <w:rPr>
-          <w:rFonts w:cs="Calibri Light"/>
-          <w:b/>
-          <w:szCs w:val="22"/>
-        </w:rPr>
         <w:tab/>
         <w:t>ACI WORLDWIDE</w:t>
       </w:r>
@@ -2918,19 +2418,7 @@
         <w:rPr>
           <w:lang w:val="en-GB"/>
         </w:rPr>
-        <w:t xml:space="preserve">Mr. Quintin Stephen is a senior product and commercial leader with more than 20 years of experience across payments, digital authentication, and identity technologies. His career spans fintech, banking infrastructure, and secure payment ecosystems, with a consistent track record of defining and scaling </w:t>
-      </w:r>
-      <w:r>
-        <w:rPr>
-          <w:lang w:val="en-GB"/>
-        </w:rPr>
-        <w:t xml:space="preserve">physical and </w:t>
-      </w:r>
-      <w:r>
-        <w:rPr>
-          <w:lang w:val="en-GB"/>
-        </w:rPr>
-        <w:t>complex technology products in global, cross-functional environments.</w:t>
+        <w:t>Mr. Quintin Stephen is a senior product and commercial leader with more than 20 years of experience across payments, digital authentication, and identity technologies. His career spans fintech, banking infrastructure, and secure payment ecosystems, with a consistent track record of defining and scaling physical and complex technology products in global, cross-functional environments.</w:t>
       </w:r>
     </w:p>
     <w:p>
@@ -2954,41 +2442,7 @@
         <w:rPr>
           <w:lang w:val="en-GB"/>
         </w:rPr>
-        <w:t xml:space="preserve">His core expertise covers digital identity and authentication – including passwordless authentication (Passkeys / FIDO), Strong Customer Authentication (SCA), PSD2 regulatory implementation, and identity lifecycle management – as well as secure credential and payment infrastructure, encompassing card issuing platforms, mobile payments, digital wallets, and omnichannel payments orchestration. Mr. Stephen has deep familiarity with the evolving EU digital identity landscape, including </w:t>
-      </w:r>
-      <w:proofErr w:type="spellStart"/>
-      <w:r>
-        <w:rPr>
-          <w:lang w:val="en-GB"/>
-        </w:rPr>
-        <w:t>eIDAS</w:t>
-      </w:r>
-      <w:proofErr w:type="spellEnd"/>
-      <w:r>
-        <w:rPr>
-          <w:lang w:val="en-GB"/>
-        </w:rPr>
-        <w:t xml:space="preserve"> 2.0.</w:t>
-      </w:r>
-      <w:r>
-        <w:rPr>
-          <w:lang w:val="en-GB"/>
-        </w:rPr>
-        <w:t xml:space="preserve"> but </w:t>
-      </w:r>
-      <w:proofErr w:type="gramStart"/>
-      <w:r>
-        <w:rPr>
-          <w:lang w:val="en-GB"/>
-        </w:rPr>
-        <w:t>also</w:t>
-      </w:r>
-      <w:proofErr w:type="gramEnd"/>
-      <w:r>
-        <w:rPr>
-          <w:lang w:val="en-GB"/>
-        </w:rPr>
-        <w:t xml:space="preserve"> with physical authentication and Identity products.</w:t>
+        <w:t>His core expertise covers digital identity and authentication – including passwordless authentication (Passkeys / FIDO), Strong Customer Authentication (SCA), PSD2 regulatory implementation, and identity lifecycle management – as well as secure credential and payment infrastructure, encompassing card issuing platforms, mobile payments, digital wallets, and omnichannel payments orchestration. Mr. Stephen has deep familiarity with the evolving EU digital identity landscape, including eIDAS 2.0. but also with physical authentication and Identity products.</w:t>
       </w:r>
     </w:p>
     <w:p>
@@ -3036,33 +2490,7 @@
         <w:rPr>
           <w:lang w:val="en-GB"/>
         </w:rPr>
-        <w:t xml:space="preserve">Mr. Stephen is known for combining strategic vision with strong commercial execution. </w:t>
-      </w:r>
-      <w:r>
-        <w:rPr>
-          <w:lang w:val="en-GB"/>
-        </w:rPr>
-        <w:t xml:space="preserve">Although not a computer scientist by education he impresses through a deep technical understanding of </w:t>
-      </w:r>
-      <w:proofErr w:type="spellStart"/>
-      <w:r>
-        <w:rPr>
-          <w:lang w:val="en-GB"/>
-        </w:rPr>
-        <w:t>ID&amp;Authentication</w:t>
-      </w:r>
-      <w:proofErr w:type="spellEnd"/>
-      <w:r>
-        <w:rPr>
-          <w:lang w:val="en-GB"/>
-        </w:rPr>
-        <w:t xml:space="preserve"> products. Quintin also</w:t>
-      </w:r>
-      <w:r>
-        <w:rPr>
-          <w:lang w:val="en-GB"/>
-        </w:rPr>
-        <w:t xml:space="preserve"> brings an entrepreneurial mindset to large organisations, a demonstrated ability to build ecosystem partnerships, and a clear capacity to translate regulatory and market complexity into actionable product strategies and scalable commercial outcomes.</w:t>
+        <w:t>Mr. Stephen is known for combining strategic vision with strong commercial execution. Although not a computer scientist by education he impresses through a deep technical understanding of ID&amp;Authentication products. Quintin also brings an entrepreneurial mindset to large organisations, a demonstrated ability to build ecosystem partnerships, and a clear capacity to translate regulatory and market complexity into actionable product strategies and scalable commercial outcomes.</w:t>
       </w:r>
     </w:p>
     <w:p>
@@ -3302,44 +2730,7 @@
           <w:rFonts w:ascii="Calibri" w:hAnsi="Calibri" w:cs="Calibri"/>
           <w:lang w:val="en-GB"/>
         </w:rPr>
-        <w:t xml:space="preserve">Deep domain knowledge across digital </w:t>
-      </w:r>
-      <w:r>
-        <w:rPr>
-          <w:rFonts w:ascii="Calibri" w:hAnsi="Calibri" w:cs="Calibri"/>
-          <w:lang w:val="en-GB"/>
-        </w:rPr>
-        <w:t xml:space="preserve">and physical </w:t>
-      </w:r>
-      <w:r>
-        <w:rPr>
-          <w:rFonts w:ascii="Calibri" w:hAnsi="Calibri" w:cs="Calibri"/>
-          <w:lang w:val="en-GB"/>
-        </w:rPr>
-        <w:t xml:space="preserve">identity, </w:t>
-      </w:r>
-      <w:proofErr w:type="spellStart"/>
-      <w:r>
-        <w:rPr>
-          <w:rFonts w:ascii="Calibri" w:hAnsi="Calibri" w:cs="Calibri"/>
-          <w:lang w:val="en-GB"/>
-        </w:rPr>
-        <w:t>passwordless</w:t>
-      </w:r>
-      <w:proofErr w:type="spellEnd"/>
-      <w:r>
-        <w:rPr>
-          <w:rFonts w:ascii="Calibri" w:hAnsi="Calibri" w:cs="Calibri"/>
-          <w:lang w:val="en-GB"/>
-        </w:rPr>
-        <w:t xml:space="preserve"> authentication, SCA/PSD2, card issuing, mobile payments, and fraud prevention</w:t>
-      </w:r>
-      <w:r>
-        <w:rPr>
-          <w:rFonts w:ascii="Calibri" w:hAnsi="Calibri" w:cs="Calibri"/>
-          <w:lang w:val="en-GB"/>
-        </w:rPr>
-        <w:t>.</w:t>
+        <w:t>Deep domain knowledge across digital and physical identity, passwordless authentication, SCA/PSD2, card issuing, mobile payments, and fraud prevention.</w:t>
       </w:r>
     </w:p>
     <w:p>
@@ -3454,39 +2845,7 @@
           <w:rFonts w:ascii="Calibri" w:hAnsi="Calibri" w:cs="Calibri"/>
           <w:lang w:val="en-GB"/>
         </w:rPr>
-        <w:t xml:space="preserve">Strong understanding of the African market including government organisations and </w:t>
-      </w:r>
-      <w:proofErr w:type="gramStart"/>
-      <w:r>
-        <w:rPr>
-          <w:rFonts w:ascii="Calibri" w:hAnsi="Calibri" w:cs="Calibri"/>
-          <w:lang w:val="en-GB"/>
-        </w:rPr>
-        <w:t>state owned</w:t>
-      </w:r>
-      <w:proofErr w:type="gramEnd"/>
-      <w:r>
-        <w:rPr>
-          <w:rFonts w:ascii="Calibri" w:hAnsi="Calibri" w:cs="Calibri"/>
-          <w:lang w:val="en-GB"/>
-        </w:rPr>
-        <w:t xml:space="preserve"> financial institutions, having executed numerous </w:t>
-      </w:r>
-      <w:proofErr w:type="spellStart"/>
-      <w:r>
-        <w:rPr>
-          <w:rFonts w:ascii="Calibri" w:hAnsi="Calibri" w:cs="Calibri"/>
-          <w:lang w:val="en-GB"/>
-        </w:rPr>
-        <w:t>ID&amp;Authentication</w:t>
-      </w:r>
-      <w:proofErr w:type="spellEnd"/>
-      <w:r>
-        <w:rPr>
-          <w:rFonts w:ascii="Calibri" w:hAnsi="Calibri" w:cs="Calibri"/>
-          <w:lang w:val="en-GB"/>
-        </w:rPr>
-        <w:t xml:space="preserve"> projects in Africa. Being a South African by origin, there is a strong emotional band to this continent.</w:t>
+        <w:t>Strong understanding of the African market including government organisations and state owned financial institutions, having executed numerous ID&amp;Authentication projects in Africa. Being a South African by origin, there is a strong emotional band to this continent.</w:t>
       </w:r>
     </w:p>
     <w:p>
@@ -3562,17 +2921,8 @@
           <w:rFonts w:ascii="Calibri" w:hAnsi="Calibri" w:cs="Calibri"/>
           <w:lang w:val="en-GB"/>
         </w:rPr>
-        <w:t xml:space="preserve">Brings immediate credibility to organisations seeking to modernise authentication infrastructure, drive Passkeys adoption, or strengthen their digital identity and fraud prevention </w:t>
-      </w:r>
-      <w:proofErr w:type="gramStart"/>
-      <w:r>
-        <w:rPr>
-          <w:rFonts w:ascii="Calibri" w:hAnsi="Calibri" w:cs="Calibri"/>
-          <w:lang w:val="en-GB"/>
-        </w:rPr>
-        <w:t>capabilities..</w:t>
-      </w:r>
-      <w:proofErr w:type="gramEnd"/>
+        <w:t>Brings immediate credibility to organisations seeking to modernise authentication infrastructure, drive Passkeys adoption, or strengthen their digital identity and fraud prevention capabilities..</w:t>
+      </w:r>
     </w:p>
     <w:p>
       <w:pPr>
@@ -3593,23 +2943,7 @@
           <w:rFonts w:ascii="Calibri" w:hAnsi="Calibri" w:cs="Calibri"/>
           <w:lang w:val="en-GB"/>
         </w:rPr>
-        <w:t xml:space="preserve">Adds </w:t>
-      </w:r>
-      <w:proofErr w:type="gramStart"/>
-      <w:r>
-        <w:rPr>
-          <w:rFonts w:ascii="Calibri" w:hAnsi="Calibri" w:cs="Calibri"/>
-          <w:lang w:val="en-GB"/>
-        </w:rPr>
-        <w:t>particular value</w:t>
-      </w:r>
-      <w:proofErr w:type="gramEnd"/>
-      <w:r>
-        <w:rPr>
-          <w:rFonts w:ascii="Calibri" w:hAnsi="Calibri" w:cs="Calibri"/>
-          <w:lang w:val="en-GB"/>
-        </w:rPr>
-        <w:t xml:space="preserve"> in portfolio transformation, platform scale-up, and innovation contexts where a combination of strategic direction and hands-on delivery leadership is required.</w:t>
+        <w:t>Adds particular value in portfolio transformation, platform scale-up, and innovation contexts where a combination of strategic direction and hands-on delivery leadership is required.</w:t>
       </w:r>
     </w:p>
     <w:p>
@@ -3671,56 +3005,7 @@
           <w:rFonts w:ascii="Calibri" w:hAnsi="Calibri" w:cs="Calibri"/>
           <w:lang w:val="en-GB"/>
         </w:rPr>
-        <w:t xml:space="preserve">   His </w:t>
-      </w:r>
-      <w:r>
-        <w:rPr>
-          <w:rFonts w:ascii="Calibri" w:hAnsi="Calibri" w:cs="Calibri"/>
-          <w:lang w:val="en-GB"/>
-        </w:rPr>
-        <w:t xml:space="preserve">career path that has moved </w:t>
-      </w:r>
-      <w:r>
-        <w:rPr>
-          <w:rFonts w:ascii="Calibri" w:hAnsi="Calibri" w:cs="Calibri"/>
-          <w:lang w:val="en-GB"/>
-        </w:rPr>
-        <w:t xml:space="preserve">him </w:t>
-      </w:r>
-      <w:r>
-        <w:rPr>
-          <w:rFonts w:ascii="Calibri" w:hAnsi="Calibri" w:cs="Calibri"/>
-          <w:lang w:val="en-GB"/>
-        </w:rPr>
-        <w:t xml:space="preserve">across strategy, product, and commercial roles </w:t>
-      </w:r>
-      <w:r>
-        <w:rPr>
-          <w:rFonts w:ascii="Calibri" w:hAnsi="Calibri" w:cs="Calibri"/>
-          <w:lang w:val="en-GB"/>
-        </w:rPr>
-        <w:t xml:space="preserve">and this </w:t>
-      </w:r>
-      <w:r>
-        <w:rPr>
-          <w:rFonts w:ascii="Calibri" w:hAnsi="Calibri" w:cs="Calibri"/>
-          <w:lang w:val="en-GB"/>
-        </w:rPr>
-        <w:t xml:space="preserve">may require careful positioning in </w:t>
-      </w:r>
-      <w:r>
-        <w:rPr>
-          <w:rFonts w:ascii="Calibri" w:hAnsi="Calibri" w:cs="Calibri"/>
-          <w:lang w:val="en-GB"/>
-        </w:rPr>
-        <w:t>organisations</w:t>
-      </w:r>
-      <w:r>
-        <w:rPr>
-          <w:rFonts w:ascii="Calibri" w:hAnsi="Calibri" w:cs="Calibri"/>
-          <w:lang w:val="en-GB"/>
-        </w:rPr>
-        <w:t xml:space="preserve"> seeking a narrowly defined functional specialist rather than a broad senior leader.</w:t>
+        <w:t xml:space="preserve">   His career path that has moved him across strategy, product, and commercial roles and this may require careful positioning in organisations seeking a narrowly defined functional specialist rather than a broad senior leader.</w:t>
       </w:r>
     </w:p>
     <w:p>
@@ -3788,33 +3073,7 @@
         <w:rPr>
           <w:lang w:val="en-GB"/>
         </w:rPr>
-        <w:t xml:space="preserve">Mr. Stephen is motivated by roles that sit at the forefront of digital transformation in </w:t>
-      </w:r>
-      <w:r>
-        <w:rPr>
-          <w:lang w:val="en-GB"/>
-        </w:rPr>
-        <w:t xml:space="preserve">the </w:t>
-      </w:r>
-      <w:proofErr w:type="spellStart"/>
-      <w:r>
-        <w:rPr>
-          <w:lang w:val="en-GB"/>
-        </w:rPr>
-        <w:t>ID&amp;Authentication</w:t>
-      </w:r>
-      <w:proofErr w:type="spellEnd"/>
-      <w:r>
-        <w:rPr>
-          <w:lang w:val="en-GB"/>
-        </w:rPr>
-        <w:t xml:space="preserve"> field</w:t>
-      </w:r>
-      <w:r>
-        <w:rPr>
-          <w:lang w:val="en-GB"/>
-        </w:rPr>
-        <w:t xml:space="preserve"> – specifically where authentication, identity, and payments converge. His current focus on Passkeys and digital identity modernisation reflects a genuine intellectual engagement with next-generation security paradigms, not merely a professional assignment.</w:t>
+        <w:t>Mr. Stephen is motivated by roles that sit at the forefront of digital transformation in the ID&amp;Authentication field – specifically where authentication, identity, and payments converge. His current focus on Passkeys and digital identity modernisation reflects a genuine intellectual engagement with next-generation security paradigms, not merely a professional assignment.</w:t>
       </w:r>
     </w:p>
     <w:p>
@@ -4032,12 +3291,6 @@
           <w:szCs w:val="28"/>
         </w:rPr>
         <w:br w:type="page"/>
-      </w:r>
-      <w:r>
-        <w:rPr>
-          <w:sz w:val="28"/>
-          <w:szCs w:val="28"/>
-        </w:rPr>
         <w:lastRenderedPageBreak/>
         <w:t>PROFESSIONAL EXPERIENCE</w:t>
       </w:r>
@@ -4196,19 +3449,8 @@
                 <w:szCs w:val="22"/>
                 <w:lang w:val="de-AT"/>
               </w:rPr>
-              <w:t xml:space="preserve">G+D NETCETERA, Munich / </w:t>
+              <w:t>G+D NETCETERA, Munich / Zurich</w:t>
             </w:r>
-            <w:proofErr w:type="spellStart"/>
-            <w:r>
-              <w:rPr>
-                <w:rFonts w:cs="Calibri Light"/>
-                <w:b/>
-                <w:szCs w:val="22"/>
-                <w:lang w:val="de-AT"/>
-              </w:rPr>
-              <w:t>Zurich</w:t>
-            </w:r>
-            <w:proofErr w:type="spellEnd"/>
           </w:p>
         </w:tc>
       </w:tr>
@@ -4432,8 +3674,6 @@
             </w:pPr>
             <w:r>
               <w:t>leading cross</w:t>
-            </w:r>
-            <w:r>
               <w:noBreakHyphen/>
               <w:t>functional collaboration across Product, Engineering, Sales, Marketing, and Compliance teams</w:t>
             </w:r>
@@ -4481,8 +3721,6 @@
             </w:pPr>
             <w:r>
               <w:t>positioning the organisation as a thought leader in modern payment authentication and digital trust technologies</w:t>
-            </w:r>
-            <w:r>
               <w:noBreakHyphen/>
               <w:t xml:space="preserve"> </w:t>
             </w:r>
@@ -4568,8 +3806,6 @@
             </w:pPr>
             <w:r>
               <w:t>launched a new authentication product portfolio, expanding the company’s digital security offerings beyond hardware</w:t>
-            </w:r>
-            <w:r>
               <w:noBreakHyphen/>
               <w:t>centric solutions</w:t>
             </w:r>
@@ -4885,8 +4121,6 @@
             </w:pPr>
             <w:r>
               <w:t>building AI</w:t>
-            </w:r>
-            <w:r>
               <w:noBreakHyphen/>
               <w:t>partnering with executive leadership to shape long-term strategy for the global payments and digital platforms portfolio</w:t>
             </w:r>
@@ -4919,8 +4153,6 @@
             </w:pPr>
             <w:r>
               <w:t>supporting M&amp;A strategy including post</w:t>
-            </w:r>
-            <w:r>
               <w:noBreakHyphen/>
               <w:t>merger integration of product portfolios and organisations</w:t>
             </w:r>
@@ -5244,13 +4476,6 @@
                 <w:u w:val="single"/>
               </w:rPr>
               <w:t>Program Lifecycle Manager (Wirecard) / Principal Product Manager (ACI Worldwide)</w:t>
-            </w:r>
-            <w:r>
-              <w:rPr>
-                <w:rFonts w:cs="Calibri Light"/>
-                <w:szCs w:val="22"/>
-                <w:u w:val="single"/>
-              </w:rPr>
               <w:noBreakHyphen/>
               <w:t xml:space="preserve"> </w:t>
             </w:r>
@@ -5367,8 +4592,6 @@
             </w:pPr>
             <w:r>
               <w:t>acting as subject</w:t>
-            </w:r>
-            <w:r>
               <w:noBreakHyphen/>
               <w:t>matter expert supporting global payment platform sales engagements with merchants and financial institutions</w:t>
             </w:r>
@@ -5443,8 +4666,6 @@
             </w:pPr>
             <w:r>
               <w:t>designed and launched Orange Cash Teen, a regulated Visa NFC mobile payment product for Orange MNO in France, extending secure digital payments to a youth segment – a first</w:t>
-            </w:r>
-            <w:r>
               <w:noBreakHyphen/>
               <w:t xml:space="preserve"> to-market innovation</w:t>
             </w:r>
@@ -5462,12 +4683,8 @@
             </w:pPr>
             <w:r>
               <w:t>expanded eCommerce capabilities at ACI Worldwide to support card</w:t>
-            </w:r>
-            <w:r>
               <w:noBreakHyphen/>
               <w:t>present omnichannel payments; delivered multiple post</w:t>
-            </w:r>
-            <w:r>
               <w:noBreakHyphen/>
               <w:t>launch enhancements improving adoption and customer experience</w:t>
             </w:r>
@@ -5485,8 +4702,6 @@
             </w:pPr>
             <w:r>
               <w:t>delivered scalable omnichannel payment platforms supporting card</w:t>
-            </w:r>
-            <w:r>
               <w:noBreakHyphen/>
               <w:t>present and eCommerce transactions for international merchants and marketplaces</w:t>
             </w:r>
@@ -5540,7 +4755,7 @@
       <w:headerReference w:type="default" r:id="rId13"/>
       <w:footerReference w:type="even" r:id="rId14"/>
       <w:footerReference w:type="default" r:id="rId15"/>
-      <w:headerReference w:type="first" r:id="rId16"/>
+      <w:headerReference w:type="first" r:id="rId13"/>
       <w:footerReference w:type="first" r:id="rId17"/>
       <w:pgSz w:w="11901" w:h="16817"/>
       <w:pgMar w:top="1440" w:right="1440" w:bottom="1440" w:left="1440" w:header="0" w:footer="444" w:gutter="0"/>
@@ -10391,12 +9606,11 @@
       <w:jc w:val="center"/>
     </w:pPr>
     <w:rPr>
-      <w:rFonts w:ascii="Times New Roman" w:eastAsia="Times New Roman" w:hAnsi="Times New Roman"/>
-      <w:b/>
-      <w:color w:val="auto"/>
+      <w:rFonts w:ascii="Gill Sans MT" w:hAnsi="Gill Sans MT"/>
+      <w:color w:val="595959"/>
       <w:spacing w:val="40"/>
-      <w:sz w:val="32"/>
-      <w:szCs w:val="20"/>
+      <w:sz w:val="28"/>
+      <w:szCs w:val="28"/>
       <w:lang w:val="es-ES_tradnl" w:eastAsia="ar-SA"/>
     </w:rPr>
   </w:style>
